--- a/ibm6450/files/MiniD3.docx
+++ b/ibm6450/files/MiniD3.docx
@@ -7,7 +7,7 @@
         <w:pStyle w:val="Heading1"/>
       </w:pPr>
       <w:r>
-        <w:t>Mini D3 — Present: six-slide deck + 10 + 3 presentation</w:t>
+        <w:t>Mini D3 — Present: six-slide deck + 15 + 5 presentation</w:t>
       </w:r>
     </w:p>
     <w:tbl>
@@ -224,7 +224,7 @@
     </w:p>
     <w:p>
       <w:r>
-        <w:t>Three ten-minute talks, each telling two studies with one method: the coffee lab (proof you can run Li et al. end to end) and your own study (proof you can take it to a category you chose, with real people you recruited). You teach the idea, prove two cautions with your own screenshots, show your own study working, and tell your client what to trust. The floor is about a 70: the lab run, the core of your own study run, one honest screenshot of the AI being wrong, one clear sentence for your client. Everything above that comes from evidence quality, not polish.</w:t>
+        <w:t>Three fifteen-minute talks, each telling two studies with one method: the coffee lab (proof you can run Li et al. end to end) and your own study (proof you can take it to a category you chose, with real people you recruited). You teach the idea, prove two cautions with your own screenshots, show your own study working, and tell your client what to trust. The floor is about a 70: the lab run, the core of your own study run, one honest screenshot of the AI being wrong, one clear sentence for your client. Everything above that comes from evidence quality, not polish.</w:t>
       </w:r>
     </w:p>
     <w:p>
@@ -274,7 +274,7 @@
         <w:t>Script the four beats</w:t>
       </w:r>
       <w:r>
-        <w:t xml:space="preserve"> to about 730 words total (Teach 2½ min ≈ 180 · Warn 3 min ≈ 220 · Show 3 min ≈ 220 · Advise 1½ min ≈ 110). Fill Appendix A's beat table with a speaker per beat; nobody carries more than about 250 words and every member speaks.</w:t>
+        <w:t xml:space="preserve"> to about 1,100 words total (Teach 4 min ≈ 290 · Warn 4 min ≈ 290 · Show 5 min ≈ 360 · Advise 2 min ≈ 150). Fill Appendix A's beat table with a speaker per beat; nobody carries more than about 400 words and every member speaks. Fifteen minutes is the cap, not the target to fill — a tight 13 beats a padded 15.</w:t>
       </w:r>
     </w:p>
     <w:p>
@@ -767,7 +767,7 @@
               <w:rPr>
                 <w:sz w:val="19"/>
               </w:rPr>
-              <w:t>Under 10 minutes; every member spoke; one question answered without slides; human-first work documented and the disclosure answers name the actual change</w:t>
+              <w:t>Under 15 minutes; every member spoke; one question answered without slides; human-first work documented and the disclosure answers name the actual change</w:t>
             </w:r>
           </w:p>
         </w:tc>
@@ -1532,7 +1532,7 @@
         <w:t>Beat script table.</w:t>
       </w:r>
       <w:r>
-        <w:t xml:space="preserve"> Fill words after the final rehearsal; keep the total near 730.</w:t>
+        <w:t xml:space="preserve"> Fill words after the final rehearsal; keep the total near 1,100.</w:t>
       </w:r>
     </w:p>
     <w:tbl>
@@ -1704,7 +1704,7 @@
               <w:rPr>
                 <w:sz w:val="18"/>
               </w:rPr>
-              <w:t>2½</w:t>
+              <w:t>4</w:t>
             </w:r>
           </w:p>
         </w:tc>
@@ -1722,7 +1722,7 @@
               <w:rPr>
                 <w:sz w:val="18"/>
               </w:rPr>
-              <w:t>≈180</w:t>
+              <w:t>≈290</w:t>
             </w:r>
           </w:p>
         </w:tc>
@@ -1802,7 +1802,7 @@
               <w:rPr>
                 <w:sz w:val="18"/>
               </w:rPr>
-              <w:t>3</w:t>
+              <w:t>4</w:t>
             </w:r>
           </w:p>
         </w:tc>
@@ -1820,7 +1820,7 @@
               <w:rPr>
                 <w:sz w:val="18"/>
               </w:rPr>
-              <w:t>≈220</w:t>
+              <w:t>≈290</w:t>
             </w:r>
           </w:p>
         </w:tc>
@@ -1900,7 +1900,7 @@
               <w:rPr>
                 <w:sz w:val="18"/>
               </w:rPr>
-              <w:t>3</w:t>
+              <w:t>5</w:t>
             </w:r>
           </w:p>
         </w:tc>
@@ -1918,7 +1918,7 @@
               <w:rPr>
                 <w:sz w:val="18"/>
               </w:rPr>
-              <w:t>≈220</w:t>
+              <w:t>≈360</w:t>
             </w:r>
           </w:p>
         </w:tc>
@@ -1998,7 +1998,7 @@
               <w:rPr>
                 <w:sz w:val="18"/>
               </w:rPr>
-              <w:t>1½</w:t>
+              <w:t>2</w:t>
             </w:r>
           </w:p>
         </w:tc>
@@ -2016,7 +2016,7 @@
               <w:rPr>
                 <w:sz w:val="18"/>
               </w:rPr>
-              <w:t>≈110</w:t>
+              <w:t>≈150</w:t>
             </w:r>
           </w:p>
         </w:tc>
@@ -2096,7 +2096,7 @@
               <w:rPr>
                 <w:sz w:val="18"/>
               </w:rPr>
-              <w:t>3</w:t>
+              <w:t>5</w:t>
             </w:r>
           </w:p>
         </w:tc>
